--- a/dossier-conformite-2026/livrables/04_RGPD_IA_Act/IA-03_Charte_IA_et_cartographie_IA_Act.docx
+++ b/dossier-conformite-2026/livrables/04_RGPD_IA_Act/IA-03_Charte_IA_et_cartographie_IA_Act.docx
@@ -16,7 +16,7 @@
       <w:r>
         <w:rPr>
           <w:b/>
-          <w:color w:val="C9A94D"/>
+          <w:color w:val="8A6D1F"/>
           <w:sz w:val="28"/>
         </w:rPr>
         <w:t>Formateurs, salariés et stagiaires — Règlement (UE) 2024/1689 (IA Act)</w:t>
@@ -123,6 +123,9 @@
         </w:tc>
       </w:tr>
       <w:tr>
+        <w:trPr>
+          <w:cantSplit w:val="true"/>
+        </w:trPr>
         <w:tc>
           <w:tcPr>
             <w:tcW w:type="dxa" w:w="3402"/>
@@ -170,10 +173,13 @@
         </w:tc>
       </w:tr>
       <w:tr>
+        <w:trPr>
+          <w:cantSplit w:val="true"/>
+        </w:trPr>
         <w:tc>
           <w:tcPr>
             <w:tcW w:type="dxa" w:w="3402"/>
-            <w:shd w:val="clear" w:color="auto" w:fill="F2F2F2"/>
+            <w:shd w:val="clear" w:color="auto" w:fill="E8EEF7"/>
           </w:tcPr>
           <w:p>
             <w:r/>
@@ -189,7 +195,7 @@
         <w:tc>
           <w:tcPr>
             <w:tcW w:type="dxa" w:w="2268"/>
-            <w:shd w:val="clear" w:color="auto" w:fill="F2F2F2"/>
+            <w:shd w:val="clear" w:color="auto" w:fill="E8EEF7"/>
           </w:tcPr>
           <w:p>
             <w:r/>
@@ -205,7 +211,7 @@
         <w:tc>
           <w:tcPr>
             <w:tcW w:type="dxa" w:w="3969"/>
-            <w:shd w:val="clear" w:color="auto" w:fill="F2F2F2"/>
+            <w:shd w:val="clear" w:color="auto" w:fill="E8EEF7"/>
           </w:tcPr>
           <w:p>
             <w:r/>
@@ -220,6 +226,9 @@
         </w:tc>
       </w:tr>
       <w:tr>
+        <w:trPr>
+          <w:cantSplit w:val="true"/>
+        </w:trPr>
         <w:tc>
           <w:tcPr>
             <w:tcW w:type="dxa" w:w="3402"/>
@@ -267,10 +276,13 @@
         </w:tc>
       </w:tr>
       <w:tr>
+        <w:trPr>
+          <w:cantSplit w:val="true"/>
+        </w:trPr>
         <w:tc>
           <w:tcPr>
             <w:tcW w:type="dxa" w:w="3402"/>
-            <w:shd w:val="clear" w:color="auto" w:fill="F2F2F2"/>
+            <w:shd w:val="clear" w:color="auto" w:fill="E8EEF7"/>
           </w:tcPr>
           <w:p>
             <w:r/>
@@ -286,7 +298,7 @@
         <w:tc>
           <w:tcPr>
             <w:tcW w:type="dxa" w:w="2268"/>
-            <w:shd w:val="clear" w:color="auto" w:fill="F2F2F2"/>
+            <w:shd w:val="clear" w:color="auto" w:fill="E8EEF7"/>
           </w:tcPr>
           <w:p>
             <w:r/>
@@ -302,7 +314,7 @@
         <w:tc>
           <w:tcPr>
             <w:tcW w:type="dxa" w:w="3969"/>
-            <w:shd w:val="clear" w:color="auto" w:fill="F2F2F2"/>
+            <w:shd w:val="clear" w:color="auto" w:fill="E8EEF7"/>
           </w:tcPr>
           <w:p>
             <w:r/>
@@ -317,6 +329,9 @@
         </w:tc>
       </w:tr>
       <w:tr>
+        <w:trPr>
+          <w:cantSplit w:val="true"/>
+        </w:trPr>
         <w:tc>
           <w:tcPr>
             <w:tcW w:type="dxa" w:w="3402"/>
@@ -364,10 +379,13 @@
         </w:tc>
       </w:tr>
       <w:tr>
+        <w:trPr>
+          <w:cantSplit w:val="true"/>
+        </w:trPr>
         <w:tc>
           <w:tcPr>
             <w:tcW w:type="dxa" w:w="3402"/>
-            <w:shd w:val="clear" w:color="auto" w:fill="F2F2F2"/>
+            <w:shd w:val="clear" w:color="auto" w:fill="E8EEF7"/>
           </w:tcPr>
           <w:p>
             <w:r/>
@@ -383,7 +401,7 @@
         <w:tc>
           <w:tcPr>
             <w:tcW w:type="dxa" w:w="2268"/>
-            <w:shd w:val="clear" w:color="auto" w:fill="F2F2F2"/>
+            <w:shd w:val="clear" w:color="auto" w:fill="E8EEF7"/>
           </w:tcPr>
           <w:p>
             <w:r/>
@@ -399,7 +417,7 @@
         <w:tc>
           <w:tcPr>
             <w:tcW w:type="dxa" w:w="3969"/>
-            <w:shd w:val="clear" w:color="auto" w:fill="F2F2F2"/>
+            <w:shd w:val="clear" w:color="auto" w:fill="E8EEF7"/>
           </w:tcPr>
           <w:p>
             <w:r/>
@@ -421,6 +439,9 @@
         </w:tc>
       </w:tr>
       <w:tr>
+        <w:trPr>
+          <w:cantSplit w:val="true"/>
+        </w:trPr>
         <w:tc>
           <w:tcPr>
             <w:tcW w:type="dxa" w:w="3402"/>
@@ -468,10 +489,13 @@
         </w:tc>
       </w:tr>
       <w:tr>
+        <w:trPr>
+          <w:cantSplit w:val="true"/>
+        </w:trPr>
         <w:tc>
           <w:tcPr>
             <w:tcW w:type="dxa" w:w="3402"/>
-            <w:shd w:val="clear" w:color="auto" w:fill="F2F2F2"/>
+            <w:shd w:val="clear" w:color="auto" w:fill="E8EEF7"/>
           </w:tcPr>
           <w:p>
             <w:r/>
@@ -487,7 +511,7 @@
         <w:tc>
           <w:tcPr>
             <w:tcW w:type="dxa" w:w="2268"/>
-            <w:shd w:val="clear" w:color="auto" w:fill="F2F2F2"/>
+            <w:shd w:val="clear" w:color="auto" w:fill="E8EEF7"/>
           </w:tcPr>
           <w:p>
             <w:r/>
@@ -503,7 +527,7 @@
         <w:tc>
           <w:tcPr>
             <w:tcW w:type="dxa" w:w="3969"/>
-            <w:shd w:val="clear" w:color="auto" w:fill="F2F2F2"/>
+            <w:shd w:val="clear" w:color="auto" w:fill="E8EEF7"/>
           </w:tcPr>
           <w:p>
             <w:r/>
@@ -518,6 +542,9 @@
         </w:tc>
       </w:tr>
       <w:tr>
+        <w:trPr>
+          <w:cantSplit w:val="true"/>
+        </w:trPr>
         <w:tc>
           <w:tcPr>
             <w:tcW w:type="dxa" w:w="3402"/>
@@ -576,8 +603,15 @@
     </w:p>
     <w:p>
       <w:pPr>
-        <w:pStyle w:val="ListNumber"/>
+        <w:ind w:left="454" w:hanging="454"/>
       </w:pPr>
+      <w:r>
+        <w:rPr>
+          <w:b/>
+          <w:color w:val="1B3A6B"/>
+        </w:rPr>
+        <w:t xml:space="preserve">1.  </w:t>
+      </w:r>
       <w:r>
         <w:rPr>
           <w:b w:val="0"/>
@@ -587,8 +621,15 @@
     </w:p>
     <w:p>
       <w:pPr>
-        <w:pStyle w:val="ListNumber"/>
+        <w:ind w:left="454" w:hanging="454"/>
       </w:pPr>
+      <w:r>
+        <w:rPr>
+          <w:b/>
+          <w:color w:val="1B3A6B"/>
+        </w:rPr>
+        <w:t xml:space="preserve">2.  </w:t>
+      </w:r>
       <w:r>
         <w:rPr>
           <w:b w:val="0"/>
@@ -598,8 +639,15 @@
     </w:p>
     <w:p>
       <w:pPr>
-        <w:pStyle w:val="ListNumber"/>
+        <w:ind w:left="454" w:hanging="454"/>
       </w:pPr>
+      <w:r>
+        <w:rPr>
+          <w:b/>
+          <w:color w:val="1B3A6B"/>
+        </w:rPr>
+        <w:t xml:space="preserve">3.  </w:t>
+      </w:r>
       <w:r>
         <w:rPr>
           <w:b w:val="0"/>
@@ -609,8 +657,15 @@
     </w:p>
     <w:p>
       <w:pPr>
-        <w:pStyle w:val="ListNumber"/>
+        <w:ind w:left="454" w:hanging="454"/>
       </w:pPr>
+      <w:r>
+        <w:rPr>
+          <w:b/>
+          <w:color w:val="1B3A6B"/>
+        </w:rPr>
+        <w:t xml:space="preserve">4.  </w:t>
+      </w:r>
       <w:r>
         <w:rPr>
           <w:b w:val="0"/>
@@ -620,8 +675,15 @@
     </w:p>
     <w:p>
       <w:pPr>
-        <w:pStyle w:val="ListNumber"/>
+        <w:ind w:left="454" w:hanging="454"/>
       </w:pPr>
+      <w:r>
+        <w:rPr>
+          <w:b/>
+          <w:color w:val="1B3A6B"/>
+        </w:rPr>
+        <w:t xml:space="preserve">5.  </w:t>
+      </w:r>
       <w:r>
         <w:rPr>
           <w:b w:val="0"/>
@@ -631,8 +693,15 @@
     </w:p>
     <w:p>
       <w:pPr>
-        <w:pStyle w:val="ListNumber"/>
+        <w:ind w:left="454" w:hanging="454"/>
       </w:pPr>
+      <w:r>
+        <w:rPr>
+          <w:b/>
+          <w:color w:val="1B3A6B"/>
+        </w:rPr>
+        <w:t xml:space="preserve">6.  </w:t>
+      </w:r>
       <w:r>
         <w:rPr>
           <w:b w:val="0"/>
@@ -642,8 +711,15 @@
     </w:p>
     <w:p>
       <w:pPr>
-        <w:pStyle w:val="ListNumber"/>
+        <w:ind w:left="454" w:hanging="454"/>
       </w:pPr>
+      <w:r>
+        <w:rPr>
+          <w:b/>
+          <w:color w:val="1B3A6B"/>
+        </w:rPr>
+        <w:t xml:space="preserve">7.  </w:t>
+      </w:r>
       <w:r>
         <w:rPr>
           <w:b w:val="0"/>
@@ -747,6 +823,9 @@
         </w:tc>
       </w:tr>
       <w:tr>
+        <w:trPr>
+          <w:cantSplit w:val="true"/>
+        </w:trPr>
         <w:tc>
           <w:tcPr>
             <w:tcW w:type="dxa" w:w="2551"/>
@@ -809,10 +888,13 @@
         </w:tc>
       </w:tr>
       <w:tr>
+        <w:trPr>
+          <w:cantSplit w:val="true"/>
+        </w:trPr>
         <w:tc>
           <w:tcPr>
             <w:tcW w:type="dxa" w:w="2551"/>
-            <w:shd w:val="clear" w:color="auto" w:fill="F2F2F2"/>
+            <w:shd w:val="clear" w:color="auto" w:fill="E8EEF7"/>
           </w:tcPr>
           <w:p>
             <w:r/>
@@ -828,7 +910,7 @@
         <w:tc>
           <w:tcPr>
             <w:tcW w:type="dxa" w:w="3969"/>
-            <w:shd w:val="clear" w:color="auto" w:fill="F2F2F2"/>
+            <w:shd w:val="clear" w:color="auto" w:fill="E8EEF7"/>
           </w:tcPr>
           <w:p>
             <w:r/>
@@ -844,7 +926,7 @@
         <w:tc>
           <w:tcPr>
             <w:tcW w:type="dxa" w:w="1134"/>
-            <w:shd w:val="clear" w:color="auto" w:fill="F2F2F2"/>
+            <w:shd w:val="clear" w:color="auto" w:fill="E8EEF7"/>
           </w:tcPr>
           <w:p>
             <w:r/>
@@ -860,7 +942,7 @@
         <w:tc>
           <w:tcPr>
             <w:tcW w:type="dxa" w:w="1984"/>
-            <w:shd w:val="clear" w:color="auto" w:fill="F2F2F2"/>
+            <w:shd w:val="clear" w:color="auto" w:fill="E8EEF7"/>
           </w:tcPr>
           <w:p>
             <w:r/>
@@ -875,6 +957,9 @@
         </w:tc>
       </w:tr>
       <w:tr>
+        <w:trPr>
+          <w:cantSplit w:val="true"/>
+        </w:trPr>
         <w:tc>
           <w:tcPr>
             <w:tcW w:type="dxa" w:w="2551"/>
@@ -992,8 +1077,9 @@
       </w:r>
       <w:r>
         <w:rPr>
-          <w:b w:val="0"/>
-          <w:highlight w:val="yellow"/>
+          <w:b/>
+          <w:i/>
+          <w:color w:val="8A6D1F"/>
         </w:rPr>
         <w:t>[À VÉRIFIER : report envisagé par la proposition « omnibus numérique » de la Commission (novembre 2025) ; vérifier le texte adopté avant toute communication]</w:t>
       </w:r>
@@ -1008,6 +1094,7 @@
       <w:tblPr>
         <w:tblStyle w:val="TableGrid"/>
         <w:tblW w:type="auto" w:w="0"/>
+        <w:tblLayout w:type="fixed"/>
         <w:tblLook w:firstColumn="1" w:firstRow="1" w:lastColumn="0" w:lastRow="0" w:noHBand="0" w:noVBand="1" w:val="04A0"/>
       </w:tblPr>
       <w:tblGrid>
@@ -1018,12 +1105,13 @@
         <w:tc>
           <w:tcPr>
             <w:tcW w:type="dxa" w:w="4819"/>
-            <w:shd w:val="clear" w:color="auto" w:fill="F2F2F2"/>
+            <w:shd w:val="clear" w:color="auto" w:fill="E8EEF7"/>
           </w:tcPr>
           <w:p>
             <w:r>
               <w:rPr>
                 <w:b/>
+                <w:color w:val="1B3A6B"/>
                 <w:sz w:val="22"/>
               </w:rPr>
               <w:t>Le signataire (formateur / salarié / stagiaire)</w:t>
@@ -1033,12 +1121,13 @@
         <w:tc>
           <w:tcPr>
             <w:tcW w:type="dxa" w:w="4819"/>
-            <w:shd w:val="clear" w:color="auto" w:fill="F2F2F2"/>
+            <w:shd w:val="clear" w:color="auto" w:fill="E8EEF7"/>
           </w:tcPr>
           <w:p>
             <w:r>
               <w:rPr>
                 <w:b/>
+                <w:color w:val="1B3A6B"/>
                 <w:sz w:val="22"/>
               </w:rPr>
               <w:t>Pour YEBA FORMATIONS</w:t>
@@ -1047,6 +1136,9 @@
         </w:tc>
       </w:tr>
       <w:tr>
+        <w:trPr>
+          <w:cantSplit w:val="true"/>
+        </w:trPr>
         <w:tc>
           <w:tcPr>
             <w:tcW w:type="dxa" w:w="4819"/>
@@ -1111,12 +1203,14 @@
     </w:pPr>
     <w:r>
       <w:rPr>
+        <w:color w:val="1B3A6B"/>
         <w:sz w:val="18"/>
       </w:rPr>
-      <w:t xml:space="preserve">IA-03  —  YEBA FORMATIONS — SIRET 814 622 262 00032 — Version 2026-10 — Page </w:t>
+      <w:t xml:space="preserve">IA-03   |   YEBA FORMATIONS — SIRET 814 622 262 00032 — Version 2026-10   |   Page </w:t>
     </w:r>
     <w:r>
       <w:rPr>
+        <w:color w:val="1B3A6B"/>
         <w:sz w:val="18"/>
       </w:rPr>
       <w:fldChar w:fldCharType="begin"/>
@@ -1136,7 +1230,7 @@
     <w:r>
       <w:drawing>
         <wp:inline xmlns:a="http://schemas.openxmlformats.org/drawingml/2006/main" xmlns:pic="http://schemas.openxmlformats.org/drawingml/2006/picture">
-          <wp:extent cx="676510" cy="576000"/>
+          <wp:extent cx="634228" cy="540000"/>
           <wp:docPr id="1" name="Picture 1"/>
           <wp:cNvGraphicFramePr>
             <a:graphicFrameLocks noChangeAspect="1"/>
@@ -1157,7 +1251,7 @@
                 <pic:spPr>
                   <a:xfrm>
                     <a:off x="0" y="0"/>
-                    <a:ext cx="676510" cy="576000"/>
+                    <a:ext cx="634228" cy="540000"/>
                   </a:xfrm>
                   <a:prstGeom prst="rect"/>
                 </pic:spPr>
@@ -1169,10 +1263,11 @@
     </w:r>
     <w:r>
       <w:rPr>
+        <w:b/>
         <w:color w:val="1B3A6B"/>
         <w:sz w:val="18"/>
       </w:rPr>
-      <w:t xml:space="preserve">    YEBA FORMATIONS  |  NDA 04973676397  |  Qualiopi 25FOR02027.1</w:t>
+      <w:t xml:space="preserve">     YEBA FORMATIONS   |   NDA 04973676397   |   Qualiopi 25FOR02027.1</w:t>
     </w:r>
   </w:p>
 </w:hdr>
@@ -1659,8 +1754,8 @@
       <w:rFonts w:asciiTheme="majorHAnsi" w:eastAsiaTheme="majorEastAsia" w:hAnsiTheme="majorHAnsi" w:cstheme="majorBidi" w:ascii="Arial" w:hAnsi="Arial"/>
       <w:b/>
       <w:bCs/>
-      <w:color w:val="C9A94D"/>
-      <w:sz w:val="26"/>
+      <w:color w:val="8A6D1F"/>
+      <w:sz w:val="28"/>
     </w:rPr>
   </w:style>
   <w:style w:type="paragraph" w:styleId="Heading4">
@@ -2078,6 +2173,10 @@
       </w:numPr>
       <w:contextualSpacing/>
     </w:pPr>
+    <w:rPr>
+      <w:rFonts w:ascii="Arial" w:hAnsi="Arial"/>
+      <w:sz w:val="24"/>
+    </w:rPr>
   </w:style>
   <w:style w:type="paragraph" w:styleId="ListBullet2">
     <w:name w:val="List Bullet 2"/>
@@ -2117,6 +2216,10 @@
       </w:numPr>
       <w:contextualSpacing/>
     </w:pPr>
+    <w:rPr>
+      <w:rFonts w:ascii="Arial" w:hAnsi="Arial"/>
+      <w:sz w:val="24"/>
+    </w:rPr>
   </w:style>
   <w:style w:type="paragraph" w:styleId="ListNumber2">
     <w:name w:val="List Number 2"/>
